--- a/fra/docx/55.content.docx
+++ b/fra/docx/55.content.docx
@@ -466,7 +466,7 @@
         <w:rPr>
           <w:lang w:val="fr_FR" w:bidi="fr_FR"/>
         </w:rPr>
-        <w:t xml:space="preserve"> Retiens le modèle des</w:t>
+        <w:t xml:space="preserve"> Retiens le modèle des saines paroles que tu as entendues de moi. [Retiens-les] dans la foi et dans l’amour qui est en Jésus-Christ.</w:t>
       </w:r>
     </w:p>
     <w:p>
@@ -487,7 +487,7 @@
         <w:rPr>
           <w:lang w:val="fr_FR" w:bidi="fr_FR"/>
         </w:rPr>
-        <w:t xml:space="preserve"> saines paroles que tu as entendues de moi. [Retiens-les] dans la foi et dans l’amour qui est en Jésus-Christ. Garde le bon dépôt, par le Saint-Esprit qui habite en nous.</w:t>
+        <w:t xml:space="preserve"> Garde le bon dépôt, par le Saint-Esprit qui habite en nous.</w:t>
       </w:r>
     </w:p>
     <w:p>
@@ -1669,7 +1669,7 @@
         <w:rPr>
           <w:lang w:val="fr_FR" w:bidi="fr_FR"/>
         </w:rPr>
-        <w:t xml:space="preserve"> J’ai combattu le bon combat,</w:t>
+        <w:t xml:space="preserve"> J’ai combattu le bon combat, j’ai achevé la course, j’ai gardé la foi.</w:t>
       </w:r>
     </w:p>
     <w:p>
@@ -1690,7 +1690,7 @@
         <w:rPr>
           <w:lang w:val="fr_FR" w:bidi="fr_FR"/>
         </w:rPr>
-        <w:t xml:space="preserve"> j’ai achevé la course, j’ai gardé la foi. Désormais la couronne de justice m’est réservée. Le Seigneur, le juste juge, me la donnera dans ce jour-là. Il ne me la donnera pas seulement à moi, mais aussi à tous ceux qui auront aimé son apparition.</w:t>
+        <w:t xml:space="preserve"> Désormais la couronne de justice m’est réservée. Le Seigneur, le juste juge, me la donnera dans ce jour-là. Il ne me la donnera pas seulement à moi, mais aussi à tous ceux qui auront aimé son apparition.</w:t>
       </w:r>
     </w:p>
     <w:p>
